--- a/Module Edit Docs/N3 - Edit Doc.docx
+++ b/Module Edit Docs/N3 - Edit Doc.docx
@@ -183,7 +183,7 @@
     </w:p>
     <w:p>
       <w:r>
-        <w:t>Capillary refill time is far more informative than its simplicity suggests. Done to the standard used in the landmark trials, you press a transparent glass slide firmly against the distal phalanx of a finger on the hand without the arterial line, hold it for a full ten seconds, release, and start a stopwatch. Return of color beyond three seconds is abnormal. That cutoff is not arbitrary. When skin blood flow is mapped against refill time it falls in a near-exponential decay whose inflection sits right around three seconds, so the threshold marks a genuine physiologic cliff rather than a convention. And because the skin is the first vascular bed the body sacrifices under sympathetic drive, refill tracks systemic flow and even splanchnic organ perfusion, and it quickly responds to hemodynamic changes.</w:t>
+        <w:t>Capillary refill time is far more informative than its simplicity suggests. Done to the standard used in the landmark trials, you press a transparent glass slide firmly against the distal phalanx of a finger on the hand without the arterial line, hold it for a full ten seconds, release, and start a stopwatch. Return of color beyond three seconds is abnormal. Watch the technique. That cutoff is not arbitrary. When skin blood flow is mapped against refill time it falls in a near-exponential decay whose inflection sits right around three seconds, so the threshold marks a genuine physiologic cliff rather than a convention. And because the skin is the first vascular bed the body sacrifices under sympathetic drive, refill tracks systemic flow and even splanchnic organ perfusion, and it quickly responds to hemodynamic changes.</w:t>
       </w:r>
     </w:p>
     <w:p>
